--- a/backend/test_generated_report.docx
+++ b/backend/test_generated_report.docx
@@ -1003,7 +1003,7 @@
           <w:rFonts w:ascii="Arial" w:hAnsi="Arial"/>
           <w:sz w:val="28"/>
         </w:rPr>
-        <w:t xml:space="preserve">| 13/06/2026 15:00 | </w:t>
+        <w:t xml:space="preserve">| 13/06/2026 15:30 | </w:t>
       </w:r>
       <w:r>
         <w:rPr>
